--- a/folder/ASSESSMENT TOOLS/CO1/CSA-4308-CO1-TOOL3.docx
+++ b/folder/ASSESSMENT TOOLS/CO1/CSA-4308-CO1-TOOL3.docx
@@ -92,6 +92,13 @@
           <w:bCs/>
         </w:rPr>
         <w:t>COURSE CODE: CSA43</w:t>
+      </w:r>
+      <w:r>
+        <w:rPr>
+          <w:b/>
+          <w:bCs/>
+        </w:rPr>
+        <w:t>08</w:t>
       </w:r>
     </w:p>
     <w:p>
